--- a/informes/Informe_Caso2_Procesamiento_de_Pedidos.docx
+++ b/informes/Informe_Caso2_Procesamiento_de_Pedidos.docx
@@ -11,7 +11,19 @@
           <w:b/>
           <w:sz w:val="26"/>
         </w:rPr>
-        <w:t>UAM</w:t>
+        <w:t>Universidad Americana (UAM)</w:t>
+      </w:r>
+    </w:p>
+    <w:p>
+      <w:pPr>
+        <w:jc w:val="center"/>
+      </w:pPr>
+      <w:r>
+        <w:rPr>
+          <w:b w:val="0"/>
+          <w:sz w:val="24"/>
+        </w:rPr>
+        <w:t>Ingeniería en Sistemas</w:t>
       </w:r>
     </w:p>
     <w:p>
@@ -54,6 +66,7 @@
     </w:p>
     <w:p>
       <w:pPr>
+        <w:keepNext/>
         <w:jc w:val="center"/>
       </w:pPr>
       <w:r>
@@ -75,12 +88,18 @@
         <w:gridCol w:w="4703"/>
       </w:tblGrid>
       <w:tr>
+        <w:trPr>
+          <w:cantSplit/>
+        </w:trPr>
         <w:tc>
           <w:tcPr>
             <w:tcW w:type="dxa" w:w="2551"/>
             <w:shd w:val="clear" w:color="auto" w:fill="1F3A5F"/>
           </w:tcPr>
           <w:p>
+            <w:pPr>
+              <w:keepNext/>
+            </w:pPr>
             <w:r/>
             <w:r>
               <w:rPr>
@@ -98,6 +117,9 @@
             <w:shd w:val="clear" w:color="auto" w:fill="1F3A5F"/>
           </w:tcPr>
           <w:p>
+            <w:pPr>
+              <w:keepNext/>
+            </w:pPr>
             <w:r/>
             <w:r>
               <w:rPr>
@@ -111,11 +133,17 @@
         </w:tc>
       </w:tr>
       <w:tr>
+        <w:trPr>
+          <w:cantSplit/>
+        </w:trPr>
         <w:tc>
           <w:tcPr>
             <w:tcW w:type="dxa" w:w="2551"/>
           </w:tcPr>
           <w:p>
+            <w:pPr>
+              <w:keepNext/>
+            </w:pPr>
             <w:r/>
             <w:r>
               <w:rPr>
@@ -130,22 +158,70 @@
             <w:tcW w:type="dxa" w:w="6520"/>
           </w:tcPr>
           <w:p>
+            <w:pPr>
+              <w:keepNext/>
+            </w:pPr>
             <w:r/>
             <w:r>
               <w:rPr>
                 <w:sz w:val="19"/>
               </w:rPr>
-              <w:t>Trabajo grupal (3 integrantes)</w:t>
+              <w:t>Trabajo grupal</w:t>
             </w:r>
           </w:p>
         </w:tc>
       </w:tr>
       <w:tr>
+        <w:trPr>
+          <w:cantSplit/>
+        </w:trPr>
         <w:tc>
           <w:tcPr>
             <w:tcW w:type="dxa" w:w="2551"/>
           </w:tcPr>
           <w:p>
+            <w:pPr>
+              <w:keepNext/>
+            </w:pPr>
+            <w:r/>
+            <w:r>
+              <w:rPr>
+                <w:sz w:val="19"/>
+              </w:rPr>
+              <w:t>Grupo</w:t>
+            </w:r>
+          </w:p>
+        </w:tc>
+        <w:tc>
+          <w:tcPr>
+            <w:tcW w:type="dxa" w:w="6520"/>
+          </w:tcPr>
+          <w:p>
+            <w:pPr>
+              <w:keepNext/>
+            </w:pPr>
+            <w:r/>
+            <w:r>
+              <w:rPr>
+                <w:sz w:val="19"/>
+              </w:rPr>
+              <w:t>3</w:t>
+            </w:r>
+          </w:p>
+        </w:tc>
+      </w:tr>
+      <w:tr>
+        <w:trPr>
+          <w:cantSplit/>
+        </w:trPr>
+        <w:tc>
+          <w:tcPr>
+            <w:tcW w:type="dxa" w:w="2551"/>
+          </w:tcPr>
+          <w:p>
+            <w:pPr>
+              <w:keepNext/>
+            </w:pPr>
             <w:r/>
             <w:r>
               <w:rPr>
@@ -160,24 +236,31 @@
             <w:tcW w:type="dxa" w:w="6520"/>
           </w:tcPr>
           <w:p>
+            <w:pPr>
+              <w:keepNext/>
+            </w:pPr>
             <w:r/>
             <w:r>
               <w:rPr>
-                <w:b/>
-                <w:color w:val="B03A2E"/>
                 <w:sz w:val="19"/>
               </w:rPr>
-              <w:t>[Pendiente]</w:t>
+              <w:t>MSc. Freddy Luis López Barrios</w:t>
             </w:r>
           </w:p>
         </w:tc>
       </w:tr>
       <w:tr>
+        <w:trPr>
+          <w:cantSplit/>
+        </w:trPr>
         <w:tc>
           <w:tcPr>
             <w:tcW w:type="dxa" w:w="2551"/>
           </w:tcPr>
           <w:p>
+            <w:pPr>
+              <w:keepNext/>
+            </w:pPr>
             <w:r/>
             <w:r>
               <w:rPr>
@@ -192,6 +275,9 @@
             <w:tcW w:type="dxa" w:w="6520"/>
           </w:tcPr>
           <w:p>
+            <w:pPr>
+              <w:keepNext/>
+            </w:pPr>
             <w:r/>
             <w:r>
               <w:rPr>
@@ -203,11 +289,17 @@
         </w:tc>
       </w:tr>
       <w:tr>
+        <w:trPr>
+          <w:cantSplit/>
+        </w:trPr>
         <w:tc>
           <w:tcPr>
             <w:tcW w:type="dxa" w:w="2551"/>
           </w:tcPr>
           <w:p>
+            <w:pPr>
+              <w:keepNext/>
+            </w:pPr>
             <w:r/>
             <w:r>
               <w:rPr>
@@ -222,19 +314,23 @@
             <w:tcW w:type="dxa" w:w="6520"/>
           </w:tcPr>
           <w:p>
+            <w:pPr>
+              <w:keepNext/>
+            </w:pPr>
             <w:r/>
             <w:r>
               <w:rPr>
-                <w:b/>
-                <w:color w:val="B03A2E"/>
                 <w:sz w:val="19"/>
               </w:rPr>
-              <w:t>[Pendiente]</w:t>
+              <w:t>29 de octubre de 2026</w:t>
             </w:r>
           </w:p>
         </w:tc>
       </w:tr>
       <w:tr>
+        <w:trPr>
+          <w:cantSplit/>
+        </w:trPr>
         <w:tc>
           <w:tcPr>
             <w:tcW w:type="dxa" w:w="2551"/>
@@ -276,6 +372,7 @@
     </w:p>
     <w:p>
       <w:pPr>
+        <w:keepNext/>
         <w:jc w:val="both"/>
       </w:pPr>
       <w:r>
@@ -317,16 +414,19 @@
         <w:rPr>
           <w:b w:val="0"/>
         </w:rPr>
-        <w:t xml:space="preserve"> Erving Miranda.</w:t>
+        <w:t xml:space="preserve"> Erving Josué Miranda Ríos.</w:t>
       </w:r>
     </w:p>
     <w:p>
+      <w:pPr>
+        <w:keepNext/>
+      </w:pPr>
       <w:r>
         <w:rPr>
           <w:b/>
           <w:sz w:val="19"/>
         </w:rPr>
-        <w:t>Tabla 1. Integrantes del grupo</w:t>
+        <w:t>Tabla 1. Integrantes del grupo 3</w:t>
       </w:r>
     </w:p>
     <w:tbl>
@@ -337,16 +437,23 @@
         <w:tblLook w:firstColumn="1" w:firstRow="1" w:lastColumn="0" w:lastRow="0" w:noHBand="0" w:noVBand="1" w:val="04A0"/>
       </w:tblPr>
       <w:tblGrid>
-        <w:gridCol w:w="4703"/>
-        <w:gridCol w:w="4703"/>
+        <w:gridCol w:w="3135"/>
+        <w:gridCol w:w="3135"/>
+        <w:gridCol w:w="3135"/>
       </w:tblGrid>
       <w:tr>
+        <w:trPr>
+          <w:cantSplit/>
+        </w:trPr>
         <w:tc>
           <w:tcPr>
-            <w:tcW w:type="dxa" w:w="4535"/>
+            <w:tcW w:type="dxa" w:w="2721"/>
             <w:shd w:val="clear" w:color="auto" w:fill="1F3A5F"/>
           </w:tcPr>
           <w:p>
+            <w:pPr>
+              <w:keepNext/>
+            </w:pPr>
             <w:r/>
             <w:r>
               <w:rPr>
@@ -360,10 +467,13 @@
         </w:tc>
         <w:tc>
           <w:tcPr>
-            <w:tcW w:type="dxa" w:w="4535"/>
+            <w:tcW w:type="dxa" w:w="1928"/>
             <w:shd w:val="clear" w:color="auto" w:fill="1F3A5F"/>
           </w:tcPr>
           <w:p>
+            <w:pPr>
+              <w:keepNext/>
+            </w:pPr>
             <w:r/>
             <w:r>
               <w:rPr>
@@ -371,15 +481,220 @@
                 <w:color w:val="FFFFFF"/>
                 <w:sz w:val="19"/>
               </w:rPr>
-              <w:t>Usuario o autor en Git</w:t>
+              <w:t>Autor en Git</w:t>
+            </w:r>
+          </w:p>
+        </w:tc>
+        <w:tc>
+          <w:tcPr>
+            <w:tcW w:type="dxa" w:w="4422"/>
+            <w:shd w:val="clear" w:color="auto" w:fill="1F3A5F"/>
+          </w:tcPr>
+          <w:p>
+            <w:pPr>
+              <w:keepNext/>
+            </w:pPr>
+            <w:r/>
+            <w:r>
+              <w:rPr>
+                <w:b/>
+                <w:color w:val="FFFFFF"/>
+                <w:sz w:val="19"/>
+              </w:rPr>
+              <w:t>Responsabilidad principal</w:t>
             </w:r>
           </w:p>
         </w:tc>
       </w:tr>
       <w:tr>
+        <w:trPr>
+          <w:cantSplit/>
+        </w:trPr>
         <w:tc>
           <w:tcPr>
-            <w:tcW w:type="dxa" w:w="4535"/>
+            <w:tcW w:type="dxa" w:w="2721"/>
+          </w:tcPr>
+          <w:p>
+            <w:pPr>
+              <w:keepNext/>
+            </w:pPr>
+            <w:r/>
+            <w:r>
+              <w:rPr>
+                <w:sz w:val="19"/>
+              </w:rPr>
+              <w:t>Víctor Mateo Alcocer López</w:t>
+            </w:r>
+          </w:p>
+        </w:tc>
+        <w:tc>
+          <w:tcPr>
+            <w:tcW w:type="dxa" w:w="1928"/>
+          </w:tcPr>
+          <w:p>
+            <w:pPr>
+              <w:keepNext/>
+            </w:pPr>
+            <w:r/>
+            <w:r>
+              <w:rPr>
+                <w:sz w:val="19"/>
+              </w:rPr>
+              <w:t>ValcocerLopez</w:t>
+            </w:r>
+          </w:p>
+        </w:tc>
+        <w:tc>
+          <w:tcPr>
+            <w:tcW w:type="dxa" w:w="4422"/>
+          </w:tcPr>
+          <w:p>
+            <w:pPr>
+              <w:keepNext/>
+            </w:pPr>
+            <w:r/>
+            <w:r>
+              <w:rPr>
+                <w:sz w:val="19"/>
+              </w:rPr>
+              <w:t>Estructura del proyecto, configuración Maven, menú principal y correcciones de integración.</w:t>
+            </w:r>
+          </w:p>
+        </w:tc>
+      </w:tr>
+      <w:tr>
+        <w:trPr>
+          <w:cantSplit/>
+        </w:trPr>
+        <w:tc>
+          <w:tcPr>
+            <w:tcW w:type="dxa" w:w="2721"/>
+          </w:tcPr>
+          <w:p>
+            <w:pPr>
+              <w:keepNext/>
+            </w:pPr>
+            <w:r/>
+            <w:r>
+              <w:rPr>
+                <w:sz w:val="19"/>
+              </w:rPr>
+              <w:t>Moisés Abraham Valle Alonso</w:t>
+            </w:r>
+          </w:p>
+        </w:tc>
+        <w:tc>
+          <w:tcPr>
+            <w:tcW w:type="dxa" w:w="1928"/>
+          </w:tcPr>
+          <w:p>
+            <w:pPr>
+              <w:keepNext/>
+            </w:pPr>
+            <w:r/>
+            <w:r>
+              <w:rPr>
+                <w:sz w:val="19"/>
+              </w:rPr>
+              <w:t>Argonauta0</w:t>
+            </w:r>
+          </w:p>
+        </w:tc>
+        <w:tc>
+          <w:tcPr>
+            <w:tcW w:type="dxa" w:w="4422"/>
+          </w:tcPr>
+          <w:p>
+            <w:pPr>
+              <w:keepNext/>
+            </w:pPr>
+            <w:r/>
+            <w:r>
+              <w:rPr>
+                <w:sz w:val="19"/>
+              </w:rPr>
+              <w:t>Caso 3, Caja de ventas concurrente: vista, controlador y modelos.</w:t>
+            </w:r>
+          </w:p>
+        </w:tc>
+      </w:tr>
+      <w:tr>
+        <w:trPr>
+          <w:cantSplit/>
+        </w:trPr>
+        <w:tc>
+          <w:tcPr>
+            <w:tcW w:type="dxa" w:w="2721"/>
+          </w:tcPr>
+          <w:p>
+            <w:pPr>
+              <w:keepNext/>
+            </w:pPr>
+            <w:r/>
+            <w:r>
+              <w:rPr>
+                <w:sz w:val="19"/>
+              </w:rPr>
+              <w:t>André Marcel Guido Castrillo</w:t>
+            </w:r>
+          </w:p>
+        </w:tc>
+        <w:tc>
+          <w:tcPr>
+            <w:tcW w:type="dxa" w:w="1928"/>
+          </w:tcPr>
+          <w:p>
+            <w:pPr>
+              <w:keepNext/>
+            </w:pPr>
+            <w:r/>
+            <w:r>
+              <w:rPr>
+                <w:sz w:val="19"/>
+              </w:rPr>
+              <w:t>Andre / André Guido</w:t>
+            </w:r>
+          </w:p>
+        </w:tc>
+        <w:tc>
+          <w:tcPr>
+            <w:tcW w:type="dxa" w:w="4422"/>
+          </w:tcPr>
+          <w:p>
+            <w:pPr>
+              <w:keepNext/>
+            </w:pPr>
+            <w:r/>
+            <w:r>
+              <w:rPr>
+                <w:sz w:val="19"/>
+              </w:rPr>
+              <w:t>Caso 1, Reserva concurrente de entradas: lógica, controlador, interfaz y estilos.</w:t>
+            </w:r>
+          </w:p>
+        </w:tc>
+      </w:tr>
+      <w:tr>
+        <w:trPr>
+          <w:cantSplit/>
+        </w:trPr>
+        <w:tc>
+          <w:tcPr>
+            <w:tcW w:type="dxa" w:w="2721"/>
+          </w:tcPr>
+          <w:p>
+            <w:r/>
+            <w:r>
+              <w:rPr>
+                <w:sz w:val="19"/>
+              </w:rPr>
+              <w:t>Erving Josué Miranda Ríos</w:t>
+            </w:r>
+          </w:p>
+        </w:tc>
+        <w:tc>
+          <w:tcPr>
+            <w:tcW w:type="dxa" w:w="1928"/>
           </w:tcPr>
           <w:p>
             <w:r/>
@@ -393,7 +708,7 @@
         </w:tc>
         <w:tc>
           <w:tcPr>
-            <w:tcW w:type="dxa" w:w="4535"/>
+            <w:tcW w:type="dxa" w:w="4422"/>
           </w:tcPr>
           <w:p>
             <w:r/>
@@ -401,92 +716,13 @@
               <w:rPr>
                 <w:sz w:val="19"/>
               </w:rPr>
-              <w:t>Erving Miranda</w:t>
-            </w:r>
-          </w:p>
-        </w:tc>
-      </w:tr>
-      <w:tr>
-        <w:tc>
-          <w:tcPr>
-            <w:tcW w:type="dxa" w:w="4535"/>
-          </w:tcPr>
-          <w:p>
-            <w:r/>
-            <w:r>
-              <w:rPr>
-                <w:b/>
-                <w:color w:val="B03A2E"/>
-                <w:sz w:val="19"/>
-              </w:rPr>
-              <w:t>[Pendiente: nombre completo]</w:t>
-            </w:r>
-          </w:p>
-        </w:tc>
-        <w:tc>
-          <w:tcPr>
-            <w:tcW w:type="dxa" w:w="4535"/>
-          </w:tcPr>
-          <w:p>
-            <w:r/>
-            <w:r>
-              <w:rPr>
-                <w:b/>
-                <w:color w:val="B03A2E"/>
-                <w:sz w:val="19"/>
-              </w:rPr>
-              <w:t>[Pendiente]</w:t>
-            </w:r>
-          </w:p>
-        </w:tc>
-      </w:tr>
-      <w:tr>
-        <w:tc>
-          <w:tcPr>
-            <w:tcW w:type="dxa" w:w="4535"/>
-          </w:tcPr>
-          <w:p>
-            <w:r/>
-            <w:r>
-              <w:rPr>
-                <w:b/>
-                <w:color w:val="B03A2E"/>
-                <w:sz w:val="19"/>
-              </w:rPr>
-              <w:t>[Pendiente: nombre completo]</w:t>
-            </w:r>
-          </w:p>
-        </w:tc>
-        <w:tc>
-          <w:tcPr>
-            <w:tcW w:type="dxa" w:w="4535"/>
-          </w:tcPr>
-          <w:p>
-            <w:r/>
-            <w:r>
-              <w:rPr>
-                <w:b/>
-                <w:color w:val="B03A2E"/>
-                <w:sz w:val="19"/>
-              </w:rPr>
-              <w:t>[Pendiente]</w:t>
+              <w:t>Caso 2, Procesamiento de pedidos con cancelación; integración y pruebas.</w:t>
             </w:r>
           </w:p>
         </w:tc>
       </w:tr>
     </w:tbl>
     <w:p/>
-    <w:p>
-      <w:pPr>
-        <w:jc w:val="both"/>
-      </w:pPr>
-      <w:r>
-        <w:rPr>
-          <w:b w:val="0"/>
-        </w:rPr>
-        <w:t>En el historial del repositorio aparecen cuatro autores: Erving Miranda, Andre / André Guido, ValcocerLopez (Victor Mateo Alcocer López) y Argonauta0. La guía indica grupos de tres integrantes, por lo que la lista oficial debe confirmarse antes de la entrega.</w:t>
-      </w:r>
-    </w:p>
     <w:p>
       <w:pPr>
         <w:pStyle w:val="Heading1"/>
@@ -508,6 +744,7 @@
     </w:p>
     <w:p>
       <w:pPr>
+        <w:keepNext/>
         <w:jc w:val="both"/>
       </w:pPr>
       <w:r>
@@ -542,6 +779,9 @@
       </w:r>
     </w:p>
     <w:p>
+      <w:pPr>
+        <w:keepNext/>
+      </w:pPr>
       <w:r>
         <w:rPr>
           <w:b/>
@@ -562,12 +802,18 @@
         <w:gridCol w:w="4703"/>
       </w:tblGrid>
       <w:tr>
+        <w:trPr>
+          <w:cantSplit/>
+        </w:trPr>
         <w:tc>
           <w:tcPr>
             <w:tcW w:type="dxa" w:w="1984"/>
             <w:shd w:val="clear" w:color="auto" w:fill="1F3A5F"/>
           </w:tcPr>
           <w:p>
+            <w:pPr>
+              <w:keepNext/>
+            </w:pPr>
             <w:r/>
             <w:r>
               <w:rPr>
@@ -585,6 +831,9 @@
             <w:shd w:val="clear" w:color="auto" w:fill="1F3A5F"/>
           </w:tcPr>
           <w:p>
+            <w:pPr>
+              <w:keepNext/>
+            </w:pPr>
             <w:r/>
             <w:r>
               <w:rPr>
@@ -598,11 +847,17 @@
         </w:tc>
       </w:tr>
       <w:tr>
+        <w:trPr>
+          <w:cantSplit/>
+        </w:trPr>
         <w:tc>
           <w:tcPr>
             <w:tcW w:type="dxa" w:w="1984"/>
           </w:tcPr>
           <w:p>
+            <w:pPr>
+              <w:keepNext/>
+            </w:pPr>
             <w:r/>
             <w:r>
               <w:rPr>
@@ -617,6 +872,9 @@
             <w:tcW w:type="dxa" w:w="7087"/>
           </w:tcPr>
           <w:p>
+            <w:pPr>
+              <w:keepNext/>
+            </w:pPr>
             <w:r/>
             <w:r>
               <w:rPr>
@@ -628,11 +886,17 @@
         </w:tc>
       </w:tr>
       <w:tr>
+        <w:trPr>
+          <w:cantSplit/>
+        </w:trPr>
         <w:tc>
           <w:tcPr>
             <w:tcW w:type="dxa" w:w="1984"/>
           </w:tcPr>
           <w:p>
+            <w:pPr>
+              <w:keepNext/>
+            </w:pPr>
             <w:r/>
             <w:r>
               <w:rPr>
@@ -647,6 +911,9 @@
             <w:tcW w:type="dxa" w:w="7087"/>
           </w:tcPr>
           <w:p>
+            <w:pPr>
+              <w:keepNext/>
+            </w:pPr>
             <w:r/>
             <w:r>
               <w:rPr>
@@ -658,11 +925,17 @@
         </w:tc>
       </w:tr>
       <w:tr>
+        <w:trPr>
+          <w:cantSplit/>
+        </w:trPr>
         <w:tc>
           <w:tcPr>
             <w:tcW w:type="dxa" w:w="1984"/>
           </w:tcPr>
           <w:p>
+            <w:pPr>
+              <w:keepNext/>
+            </w:pPr>
             <w:r/>
             <w:r>
               <w:rPr>
@@ -677,6 +950,9 @@
             <w:tcW w:type="dxa" w:w="7087"/>
           </w:tcPr>
           <w:p>
+            <w:pPr>
+              <w:keepNext/>
+            </w:pPr>
             <w:r/>
             <w:r>
               <w:rPr>
@@ -688,11 +964,17 @@
         </w:tc>
       </w:tr>
       <w:tr>
+        <w:trPr>
+          <w:cantSplit/>
+        </w:trPr>
         <w:tc>
           <w:tcPr>
             <w:tcW w:type="dxa" w:w="1984"/>
           </w:tcPr>
           <w:p>
+            <w:pPr>
+              <w:keepNext/>
+            </w:pPr>
             <w:r/>
             <w:r>
               <w:rPr>
@@ -707,6 +989,9 @@
             <w:tcW w:type="dxa" w:w="7087"/>
           </w:tcPr>
           <w:p>
+            <w:pPr>
+              <w:keepNext/>
+            </w:pPr>
             <w:r/>
             <w:r>
               <w:rPr>
@@ -718,11 +1003,17 @@
         </w:tc>
       </w:tr>
       <w:tr>
+        <w:trPr>
+          <w:cantSplit/>
+        </w:trPr>
         <w:tc>
           <w:tcPr>
             <w:tcW w:type="dxa" w:w="1984"/>
           </w:tcPr>
           <w:p>
+            <w:pPr>
+              <w:keepNext/>
+            </w:pPr>
             <w:r/>
             <w:r>
               <w:rPr>
@@ -737,6 +1028,9 @@
             <w:tcW w:type="dxa" w:w="7087"/>
           </w:tcPr>
           <w:p>
+            <w:pPr>
+              <w:keepNext/>
+            </w:pPr>
             <w:r/>
             <w:r>
               <w:rPr>
@@ -748,6 +1042,9 @@
         </w:tc>
       </w:tr>
       <w:tr>
+        <w:trPr>
+          <w:cantSplit/>
+        </w:trPr>
         <w:tc>
           <w:tcPr>
             <w:tcW w:type="dxa" w:w="1984"/>
@@ -1011,12 +1308,16 @@
     <w:p>
       <w:pPr>
         <w:pStyle w:val="Heading1"/>
+        <w:keepNext/>
       </w:pPr>
       <w:r>
         <w:t>4. Resultados esperados y obtenidos</w:t>
       </w:r>
     </w:p>
     <w:p>
+      <w:pPr>
+        <w:keepNext/>
+      </w:pPr>
       <w:r>
         <w:rPr>
           <w:b/>
@@ -1039,12 +1340,19 @@
         <w:gridCol w:w="2351"/>
       </w:tblGrid>
       <w:tr>
+        <w:trPr>
+          <w:cantSplit/>
+          <w:tblHeader/>
+        </w:trPr>
         <w:tc>
           <w:tcPr>
             <w:tcW w:type="dxa" w:w="1871"/>
             <w:shd w:val="clear" w:color="auto" w:fill="1F3A5F"/>
           </w:tcPr>
           <w:p>
+            <w:pPr>
+              <w:keepNext/>
+            </w:pPr>
             <w:r/>
             <w:r>
               <w:rPr>
@@ -1062,6 +1370,9 @@
             <w:shd w:val="clear" w:color="auto" w:fill="1F3A5F"/>
           </w:tcPr>
           <w:p>
+            <w:pPr>
+              <w:keepNext/>
+            </w:pPr>
             <w:r/>
             <w:r>
               <w:rPr>
@@ -1079,6 +1390,9 @@
             <w:shd w:val="clear" w:color="auto" w:fill="1F3A5F"/>
           </w:tcPr>
           <w:p>
+            <w:pPr>
+              <w:keepNext/>
+            </w:pPr>
             <w:r/>
             <w:r>
               <w:rPr>
@@ -1096,6 +1410,9 @@
             <w:shd w:val="clear" w:color="auto" w:fill="1F3A5F"/>
           </w:tcPr>
           <w:p>
+            <w:pPr>
+              <w:keepNext/>
+            </w:pPr>
             <w:r/>
             <w:r>
               <w:rPr>
@@ -1109,6 +1426,9 @@
         </w:tc>
       </w:tr>
       <w:tr>
+        <w:trPr>
+          <w:cantSplit/>
+        </w:trPr>
         <w:tc>
           <w:tcPr>
             <w:tcW w:type="dxa" w:w="1871"/>
@@ -1167,6 +1487,9 @@
         </w:tc>
       </w:tr>
       <w:tr>
+        <w:trPr>
+          <w:cantSplit/>
+        </w:trPr>
         <w:tc>
           <w:tcPr>
             <w:tcW w:type="dxa" w:w="1871"/>
@@ -1225,6 +1548,9 @@
         </w:tc>
       </w:tr>
       <w:tr>
+        <w:trPr>
+          <w:cantSplit/>
+        </w:trPr>
         <w:tc>
           <w:tcPr>
             <w:tcW w:type="dxa" w:w="1871"/>
@@ -1283,6 +1609,9 @@
         </w:tc>
       </w:tr>
       <w:tr>
+        <w:trPr>
+          <w:cantSplit/>
+        </w:trPr>
         <w:tc>
           <w:tcPr>
             <w:tcW w:type="dxa" w:w="1871"/>
@@ -1341,6 +1670,9 @@
         </w:tc>
       </w:tr>
       <w:tr>
+        <w:trPr>
+          <w:cantSplit/>
+        </w:trPr>
         <w:tc>
           <w:tcPr>
             <w:tcW w:type="dxa" w:w="1871"/>
@@ -1399,6 +1731,9 @@
         </w:tc>
       </w:tr>
       <w:tr>
+        <w:trPr>
+          <w:cantSplit/>
+        </w:trPr>
         <w:tc>
           <w:tcPr>
             <w:tcW w:type="dxa" w:w="1871"/>
@@ -1457,6 +1792,9 @@
         </w:tc>
       </w:tr>
       <w:tr>
+        <w:trPr>
+          <w:cantSplit/>
+        </w:trPr>
         <w:tc>
           <w:tcPr>
             <w:tcW w:type="dxa" w:w="1871"/>
@@ -1540,6 +1878,7 @@
     </w:p>
     <w:p>
       <w:pPr>
+        <w:keepNext/>
         <w:jc w:val="both"/>
       </w:pPr>
       <w:r>
@@ -1561,6 +1900,9 @@
       </w:r>
     </w:p>
     <w:p>
+      <w:pPr>
+        <w:keepNext/>
+      </w:pPr>
       <w:r>
         <w:rPr>
           <w:b/>
@@ -1581,12 +1923,19 @@
         <w:gridCol w:w="4703"/>
       </w:tblGrid>
       <w:tr>
+        <w:trPr>
+          <w:cantSplit/>
+          <w:tblHeader/>
+        </w:trPr>
         <w:tc>
           <w:tcPr>
             <w:tcW w:type="dxa" w:w="3685"/>
             <w:shd w:val="clear" w:color="auto" w:fill="1F3A5F"/>
           </w:tcPr>
           <w:p>
+            <w:pPr>
+              <w:keepNext/>
+            </w:pPr>
             <w:r/>
             <w:r>
               <w:rPr>
@@ -1604,6 +1953,9 @@
             <w:shd w:val="clear" w:color="auto" w:fill="1F3A5F"/>
           </w:tcPr>
           <w:p>
+            <w:pPr>
+              <w:keepNext/>
+            </w:pPr>
             <w:r/>
             <w:r>
               <w:rPr>
@@ -1617,6 +1969,9 @@
         </w:tc>
       </w:tr>
       <w:tr>
+        <w:trPr>
+          <w:cantSplit/>
+        </w:trPr>
         <w:tc>
           <w:tcPr>
             <w:tcW w:type="dxa" w:w="3685"/>
@@ -1647,6 +2002,9 @@
         </w:tc>
       </w:tr>
       <w:tr>
+        <w:trPr>
+          <w:cantSplit/>
+        </w:trPr>
         <w:tc>
           <w:tcPr>
             <w:tcW w:type="dxa" w:w="3685"/>
@@ -1677,6 +2035,9 @@
         </w:tc>
       </w:tr>
       <w:tr>
+        <w:trPr>
+          <w:cantSplit/>
+        </w:trPr>
         <w:tc>
           <w:tcPr>
             <w:tcW w:type="dxa" w:w="3685"/>
@@ -1707,6 +2068,9 @@
         </w:tc>
       </w:tr>
       <w:tr>
+        <w:trPr>
+          <w:cantSplit/>
+        </w:trPr>
         <w:tc>
           <w:tcPr>
             <w:tcW w:type="dxa" w:w="3685"/>
@@ -1737,6 +2101,9 @@
         </w:tc>
       </w:tr>
       <w:tr>
+        <w:trPr>
+          <w:cantSplit/>
+        </w:trPr>
         <w:tc>
           <w:tcPr>
             <w:tcW w:type="dxa" w:w="3685"/>
@@ -1767,6 +2134,9 @@
         </w:tc>
       </w:tr>
       <w:tr>
+        <w:trPr>
+          <w:cantSplit/>
+        </w:trPr>
         <w:tc>
           <w:tcPr>
             <w:tcW w:type="dxa" w:w="3685"/>
@@ -1797,6 +2167,9 @@
         </w:tc>
       </w:tr>
       <w:tr>
+        <w:trPr>
+          <w:cantSplit/>
+        </w:trPr>
         <w:tc>
           <w:tcPr>
             <w:tcW w:type="dxa" w:w="3685"/>
@@ -1827,6 +2200,9 @@
         </w:tc>
       </w:tr>
       <w:tr>
+        <w:trPr>
+          <w:cantSplit/>
+        </w:trPr>
         <w:tc>
           <w:tcPr>
             <w:tcW w:type="dxa" w:w="3685"/>
@@ -1857,6 +2233,9 @@
         </w:tc>
       </w:tr>
       <w:tr>
+        <w:trPr>
+          <w:cantSplit/>
+        </w:trPr>
         <w:tc>
           <w:tcPr>
             <w:tcW w:type="dxa" w:w="3685"/>
@@ -1887,6 +2266,9 @@
         </w:tc>
       </w:tr>
       <w:tr>
+        <w:trPr>
+          <w:cantSplit/>
+        </w:trPr>
         <w:tc>
           <w:tcPr>
             <w:tcW w:type="dxa" w:w="3685"/>
@@ -2360,16 +2742,20 @@
     </w:p>
     <w:p>
       <w:pPr>
+        <w:keepNext/>
         <w:jc w:val="both"/>
       </w:pPr>
       <w:r>
         <w:rPr>
           <w:b w:val="0"/>
         </w:rPr>
-        <w:t>La siguiente tabla resume los aportes que pueden comprobarse en el historial de Git del repositorio. La distribución oficial de responsabilidades (interfaz, lógica concurrente, pruebas y documentación) debe ser confirmada por el grupo.</w:t>
+        <w:t>La primera tabla resume los aportes que pueden comprobarse en el historial de Git del repositorio. La segunda distingue al responsable principal de este caso de las contribuciones generales al proyecto.</w:t>
       </w:r>
     </w:p>
     <w:p>
+      <w:pPr>
+        <w:keepNext/>
+      </w:pPr>
       <w:r>
         <w:rPr>
           <w:b/>
@@ -2390,12 +2776,18 @@
         <w:gridCol w:w="4703"/>
       </w:tblGrid>
       <w:tr>
+        <w:trPr>
+          <w:cantSplit/>
+        </w:trPr>
         <w:tc>
           <w:tcPr>
             <w:tcW w:type="dxa" w:w="2268"/>
             <w:shd w:val="clear" w:color="auto" w:fill="1F3A5F"/>
           </w:tcPr>
           <w:p>
+            <w:pPr>
+              <w:keepNext/>
+            </w:pPr>
             <w:r/>
             <w:r>
               <w:rPr>
@@ -2413,6 +2805,9 @@
             <w:shd w:val="clear" w:color="auto" w:fill="1F3A5F"/>
           </w:tcPr>
           <w:p>
+            <w:pPr>
+              <w:keepNext/>
+            </w:pPr>
             <w:r/>
             <w:r>
               <w:rPr>
@@ -2426,6 +2821,126 @@
         </w:tc>
       </w:tr>
       <w:tr>
+        <w:trPr>
+          <w:cantSplit/>
+        </w:trPr>
+        <w:tc>
+          <w:tcPr>
+            <w:tcW w:type="dxa" w:w="2268"/>
+          </w:tcPr>
+          <w:p>
+            <w:pPr>
+              <w:keepNext/>
+            </w:pPr>
+            <w:r/>
+            <w:r>
+              <w:rPr>
+                <w:sz w:val="19"/>
+              </w:rPr>
+              <w:t>Víctor Mateo Alcocer López (ValcocerLopez)</w:t>
+            </w:r>
+          </w:p>
+        </w:tc>
+        <w:tc>
+          <w:tcPr>
+            <w:tcW w:type="dxa" w:w="6803"/>
+          </w:tcPr>
+          <w:p>
+            <w:pPr>
+              <w:keepNext/>
+            </w:pPr>
+            <w:r/>
+            <w:r>
+              <w:rPr>
+                <w:sz w:val="19"/>
+              </w:rPr>
+              <w:t>Estructura inicial del monorepo, menú principal, corrección de los pom.xml y del controlador de la caja; fusión de la solicitud #1 (Reserva_Concurrente).</w:t>
+            </w:r>
+          </w:p>
+        </w:tc>
+      </w:tr>
+      <w:tr>
+        <w:trPr>
+          <w:cantSplit/>
+        </w:trPr>
+        <w:tc>
+          <w:tcPr>
+            <w:tcW w:type="dxa" w:w="2268"/>
+          </w:tcPr>
+          <w:p>
+            <w:pPr>
+              <w:keepNext/>
+            </w:pPr>
+            <w:r/>
+            <w:r>
+              <w:rPr>
+                <w:sz w:val="19"/>
+              </w:rPr>
+              <w:t>André Marcel Guido Castrillo (Andre)</w:t>
+            </w:r>
+          </w:p>
+        </w:tc>
+        <w:tc>
+          <w:tcPr>
+            <w:tcW w:type="dxa" w:w="6803"/>
+          </w:tcPr>
+          <w:p>
+            <w:pPr>
+              <w:keepNext/>
+            </w:pPr>
+            <w:r/>
+            <w:r>
+              <w:rPr>
+                <w:sz w:val="19"/>
+              </w:rPr>
+              <w:t>Caso 1: vista reserva-view.fxml, hojas de estilo, clases Inventario, AgenteReserva y ReservaController; fusión de la solicitud #2 (caja_pedidos).</w:t>
+            </w:r>
+          </w:p>
+        </w:tc>
+      </w:tr>
+      <w:tr>
+        <w:trPr>
+          <w:cantSplit/>
+        </w:trPr>
+        <w:tc>
+          <w:tcPr>
+            <w:tcW w:type="dxa" w:w="2268"/>
+          </w:tcPr>
+          <w:p>
+            <w:pPr>
+              <w:keepNext/>
+            </w:pPr>
+            <w:r/>
+            <w:r>
+              <w:rPr>
+                <w:sz w:val="19"/>
+              </w:rPr>
+              <w:t>Moisés Abraham Valle Alonso (Argonauta0)</w:t>
+            </w:r>
+          </w:p>
+        </w:tc>
+        <w:tc>
+          <w:tcPr>
+            <w:tcW w:type="dxa" w:w="6803"/>
+          </w:tcPr>
+          <w:p>
+            <w:pPr>
+              <w:keepNext/>
+            </w:pPr>
+            <w:r/>
+            <w:r>
+              <w:rPr>
+                <w:sz w:val="19"/>
+              </w:rPr>
+              <w:t>Caso 3: vista caja-ventas-view.fxml, CajaVentasController, CajaVentasApplication, modelos CajaCompartida y ProcesadorVentasTask, Launcher y comentarios.</w:t>
+            </w:r>
+          </w:p>
+        </w:tc>
+      </w:tr>
+      <w:tr>
+        <w:trPr>
+          <w:cantSplit/>
+        </w:trPr>
         <w:tc>
           <w:tcPr>
             <w:tcW w:type="dxa" w:w="2268"/>
@@ -2436,7 +2951,7 @@
               <w:rPr>
                 <w:sz w:val="19"/>
               </w:rPr>
-              <w:t>ValcocerLopez</w:t>
+              <w:t>Erving Josué Miranda Ríos (Erving Miranda)</w:t>
             </w:r>
           </w:p>
         </w:tc>
@@ -2450,97 +2965,7 @@
               <w:rPr>
                 <w:sz w:val="19"/>
               </w:rPr>
-              <w:t>Estructura inicial del monorepo, menú principal, corrección de los pom.xml y del controlador de la caja; fusión de la solicitud #1 (Reserva_Concurrente).</w:t>
-            </w:r>
-          </w:p>
-        </w:tc>
-      </w:tr>
-      <w:tr>
-        <w:tc>
-          <w:tcPr>
-            <w:tcW w:type="dxa" w:w="2268"/>
-          </w:tcPr>
-          <w:p>
-            <w:r/>
-            <w:r>
-              <w:rPr>
-                <w:sz w:val="19"/>
-              </w:rPr>
-              <w:t>Andre / André Guido</w:t>
-            </w:r>
-          </w:p>
-        </w:tc>
-        <w:tc>
-          <w:tcPr>
-            <w:tcW w:type="dxa" w:w="6803"/>
-          </w:tcPr>
-          <w:p>
-            <w:r/>
-            <w:r>
-              <w:rPr>
-                <w:sz w:val="19"/>
-              </w:rPr>
-              <w:t>Caso 1: vista reserva-view.fxml, hojas de estilo, clases Inventario, AgenteReserva y ReservaController; fusión de la solicitud #2 (caja_pedidos).</w:t>
-            </w:r>
-          </w:p>
-        </w:tc>
-      </w:tr>
-      <w:tr>
-        <w:tc>
-          <w:tcPr>
-            <w:tcW w:type="dxa" w:w="2268"/>
-          </w:tcPr>
-          <w:p>
-            <w:r/>
-            <w:r>
-              <w:rPr>
-                <w:sz w:val="19"/>
-              </w:rPr>
-              <w:t>Argonauta0</w:t>
-            </w:r>
-          </w:p>
-        </w:tc>
-        <w:tc>
-          <w:tcPr>
-            <w:tcW w:type="dxa" w:w="6803"/>
-          </w:tcPr>
-          <w:p>
-            <w:r/>
-            <w:r>
-              <w:rPr>
-                <w:sz w:val="19"/>
-              </w:rPr>
-              <w:t>Caso 3: vista caja-ventas-view.fxml, CajaVentasController, CajaVentasApplication, modelos CajaCompartida y ProcesadorVentasTask, Launcher y comentarios.</w:t>
-            </w:r>
-          </w:p>
-        </w:tc>
-      </w:tr>
-      <w:tr>
-        <w:tc>
-          <w:tcPr>
-            <w:tcW w:type="dxa" w:w="2268"/>
-          </w:tcPr>
-          <w:p>
-            <w:r/>
-            <w:r>
-              <w:rPr>
-                <w:sz w:val="19"/>
-              </w:rPr>
-              <w:t>Erving Miranda</w:t>
-            </w:r>
-          </w:p>
-        </w:tc>
-        <w:tc>
-          <w:tcPr>
-            <w:tcW w:type="dxa" w:w="6803"/>
-          </w:tcPr>
-          <w:p>
-            <w:r/>
-            <w:r>
-              <w:rPr>
-                <w:sz w:val="19"/>
-              </w:rPr>
-              <w:t>Caso 2: PedidosController, ProcesadorPedidos, PedidosApplication, vista pedidos-view.fxml y pruebas JUnit; revisión final del conjunto, README e informes.</w:t>
+              <w:t>Caso 2: PedidosController, ProcesadorPedidos, PedidosApplication, vista pedidos-view.fxml y pruebas JUnit; integración con master, revisión final del conjunto, README e informes.</w:t>
             </w:r>
           </w:p>
         </w:tc>
@@ -2548,12 +2973,15 @@
     </w:tbl>
     <w:p/>
     <w:p>
+      <w:pPr>
+        <w:keepNext/>
+      </w:pPr>
       <w:r>
         <w:rPr>
           <w:b/>
           <w:sz w:val="19"/>
         </w:rPr>
-        <w:t>Tabla 6. Responsabilidades declaradas por el grupo</w:t>
+        <w:t>Tabla 6. Distribución de responsabilidades en este caso</w:t>
       </w:r>
     </w:p>
     <w:tbl>
@@ -2564,16 +2992,23 @@
         <w:tblLook w:firstColumn="1" w:firstRow="1" w:lastColumn="0" w:lastRow="0" w:noHBand="0" w:noVBand="1" w:val="04A0"/>
       </w:tblPr>
       <w:tblGrid>
-        <w:gridCol w:w="4703"/>
-        <w:gridCol w:w="4703"/>
+        <w:gridCol w:w="3135"/>
+        <w:gridCol w:w="3135"/>
+        <w:gridCol w:w="3135"/>
       </w:tblGrid>
       <w:tr>
+        <w:trPr>
+          <w:cantSplit/>
+        </w:trPr>
         <w:tc>
           <w:tcPr>
-            <w:tcW w:type="dxa" w:w="2835"/>
+            <w:tcW w:type="dxa" w:w="2551"/>
             <w:shd w:val="clear" w:color="auto" w:fill="1F3A5F"/>
           </w:tcPr>
           <w:p>
+            <w:pPr>
+              <w:keepNext/>
+            </w:pPr>
             <w:r/>
             <w:r>
               <w:rPr>
@@ -2587,10 +3022,13 @@
         </w:tc>
         <w:tc>
           <w:tcPr>
-            <w:tcW w:type="dxa" w:w="6236"/>
+            <w:tcW w:type="dxa" w:w="1984"/>
             <w:shd w:val="clear" w:color="auto" w:fill="1F3A5F"/>
           </w:tcPr>
           <w:p>
+            <w:pPr>
+              <w:keepNext/>
+            </w:pPr>
             <w:r/>
             <w:r>
               <w:rPr>
@@ -2598,15 +3036,206 @@
                 <w:color w:val="FFFFFF"/>
                 <w:sz w:val="19"/>
               </w:rPr>
-              <w:t>Responsabilidad en este caso</w:t>
+              <w:t>Rol</w:t>
+            </w:r>
+          </w:p>
+        </w:tc>
+        <w:tc>
+          <w:tcPr>
+            <w:tcW w:type="dxa" w:w="4535"/>
+            <w:shd w:val="clear" w:color="auto" w:fill="1F3A5F"/>
+          </w:tcPr>
+          <w:p>
+            <w:pPr>
+              <w:keepNext/>
+            </w:pPr>
+            <w:r/>
+            <w:r>
+              <w:rPr>
+                <w:b/>
+                <w:color w:val="FFFFFF"/>
+                <w:sz w:val="19"/>
+              </w:rPr>
+              <w:t>Actividades</w:t>
             </w:r>
           </w:p>
         </w:tc>
       </w:tr>
       <w:tr>
+        <w:trPr>
+          <w:cantSplit/>
+        </w:trPr>
         <w:tc>
           <w:tcPr>
-            <w:tcW w:type="dxa" w:w="2835"/>
+            <w:tcW w:type="dxa" w:w="2551"/>
+          </w:tcPr>
+          <w:p>
+            <w:pPr>
+              <w:keepNext/>
+            </w:pPr>
+            <w:r/>
+            <w:r>
+              <w:rPr>
+                <w:sz w:val="19"/>
+              </w:rPr>
+              <w:t>Erving Josué Miranda Ríos</w:t>
+            </w:r>
+          </w:p>
+        </w:tc>
+        <w:tc>
+          <w:tcPr>
+            <w:tcW w:type="dxa" w:w="1984"/>
+          </w:tcPr>
+          <w:p>
+            <w:pPr>
+              <w:keepNext/>
+            </w:pPr>
+            <w:r/>
+            <w:r>
+              <w:rPr>
+                <w:sz w:val="19"/>
+              </w:rPr>
+              <w:t>Responsable principal del caso</w:t>
+            </w:r>
+          </w:p>
+        </w:tc>
+        <w:tc>
+          <w:tcPr>
+            <w:tcW w:type="dxa" w:w="4535"/>
+          </w:tcPr>
+          <w:p>
+            <w:pPr>
+              <w:keepNext/>
+            </w:pPr>
+            <w:r/>
+            <w:r>
+              <w:rPr>
+                <w:sz w:val="19"/>
+              </w:rPr>
+              <w:t>ProcesadorPedidos, PedidosController, vista pedidos-view.fxml, pruebas JUnit y pruebas manuales del caso 2.</w:t>
+            </w:r>
+          </w:p>
+        </w:tc>
+      </w:tr>
+      <w:tr>
+        <w:trPr>
+          <w:cantSplit/>
+        </w:trPr>
+        <w:tc>
+          <w:tcPr>
+            <w:tcW w:type="dxa" w:w="2551"/>
+          </w:tcPr>
+          <w:p>
+            <w:pPr>
+              <w:keepNext/>
+            </w:pPr>
+            <w:r/>
+            <w:r>
+              <w:rPr>
+                <w:sz w:val="19"/>
+              </w:rPr>
+              <w:t>Víctor Mateo Alcocer López</w:t>
+            </w:r>
+          </w:p>
+        </w:tc>
+        <w:tc>
+          <w:tcPr>
+            <w:tcW w:type="dxa" w:w="1984"/>
+          </w:tcPr>
+          <w:p>
+            <w:pPr>
+              <w:keepNext/>
+            </w:pPr>
+            <w:r/>
+            <w:r>
+              <w:rPr>
+                <w:sz w:val="19"/>
+              </w:rPr>
+              <w:t>Contribución general al proyecto</w:t>
+            </w:r>
+          </w:p>
+        </w:tc>
+        <w:tc>
+          <w:tcPr>
+            <w:tcW w:type="dxa" w:w="4535"/>
+          </w:tcPr>
+          <w:p>
+            <w:pPr>
+              <w:keepNext/>
+            </w:pPr>
+            <w:r/>
+            <w:r>
+              <w:rPr>
+                <w:sz w:val="19"/>
+              </w:rPr>
+              <w:t>Estructura del proyecto, configuración Maven, menú principal y correcciones de integración.</w:t>
+            </w:r>
+          </w:p>
+        </w:tc>
+      </w:tr>
+      <w:tr>
+        <w:trPr>
+          <w:cantSplit/>
+        </w:trPr>
+        <w:tc>
+          <w:tcPr>
+            <w:tcW w:type="dxa" w:w="2551"/>
+          </w:tcPr>
+          <w:p>
+            <w:pPr>
+              <w:keepNext/>
+            </w:pPr>
+            <w:r/>
+            <w:r>
+              <w:rPr>
+                <w:sz w:val="19"/>
+              </w:rPr>
+              <w:t>André Marcel Guido Castrillo</w:t>
+            </w:r>
+          </w:p>
+        </w:tc>
+        <w:tc>
+          <w:tcPr>
+            <w:tcW w:type="dxa" w:w="1984"/>
+          </w:tcPr>
+          <w:p>
+            <w:pPr>
+              <w:keepNext/>
+            </w:pPr>
+            <w:r/>
+            <w:r>
+              <w:rPr>
+                <w:sz w:val="19"/>
+              </w:rPr>
+              <w:t>Contribución general al proyecto</w:t>
+            </w:r>
+          </w:p>
+        </w:tc>
+        <w:tc>
+          <w:tcPr>
+            <w:tcW w:type="dxa" w:w="4535"/>
+          </w:tcPr>
+          <w:p>
+            <w:pPr>
+              <w:keepNext/>
+            </w:pPr>
+            <w:r/>
+            <w:r>
+              <w:rPr>
+                <w:sz w:val="19"/>
+              </w:rPr>
+              <w:t>Desarrollo del caso 1, Reserva concurrente de entradas.</w:t>
+            </w:r>
+          </w:p>
+        </w:tc>
+      </w:tr>
+      <w:tr>
+        <w:trPr>
+          <w:cantSplit/>
+        </w:trPr>
+        <w:tc>
+          <w:tcPr>
+            <w:tcW w:type="dxa" w:w="2551"/>
           </w:tcPr>
           <w:p>
             <w:r/>
@@ -2614,13 +3243,13 @@
               <w:rPr>
                 <w:sz w:val="19"/>
               </w:rPr>
-              <w:t>Erving Miranda</w:t>
+              <w:t>Moisés Abraham Valle Alonso</w:t>
             </w:r>
           </w:p>
         </w:tc>
         <w:tc>
           <w:tcPr>
-            <w:tcW w:type="dxa" w:w="6236"/>
+            <w:tcW w:type="dxa" w:w="1984"/>
           </w:tcPr>
           <w:p>
             <w:r/>
@@ -2628,75 +3257,21 @@
               <w:rPr>
                 <w:sz w:val="19"/>
               </w:rPr>
-              <w:t>Lógica concurrente, interfaz, pruebas JUnit, pruebas manuales e informe del caso 2.</w:t>
+              <w:t>Contribución general al proyecto</w:t>
             </w:r>
           </w:p>
         </w:tc>
-      </w:tr>
-      <w:tr>
         <w:tc>
           <w:tcPr>
-            <w:tcW w:type="dxa" w:w="2835"/>
+            <w:tcW w:type="dxa" w:w="4535"/>
           </w:tcPr>
           <w:p>
             <w:r/>
             <w:r>
               <w:rPr>
-                <w:b/>
-                <w:color w:val="B03A2E"/>
                 <w:sz w:val="19"/>
               </w:rPr>
-              <w:t>[Pendiente]</w:t>
-            </w:r>
-          </w:p>
-        </w:tc>
-        <w:tc>
-          <w:tcPr>
-            <w:tcW w:type="dxa" w:w="6236"/>
-          </w:tcPr>
-          <w:p>
-            <w:r/>
-            <w:r>
-              <w:rPr>
-                <w:b/>
-                <w:color w:val="B03A2E"/>
-                <w:sz w:val="19"/>
-              </w:rPr>
-              <w:t>[Pendiente]</w:t>
-            </w:r>
-          </w:p>
-        </w:tc>
-      </w:tr>
-      <w:tr>
-        <w:tc>
-          <w:tcPr>
-            <w:tcW w:type="dxa" w:w="2835"/>
-          </w:tcPr>
-          <w:p>
-            <w:r/>
-            <w:r>
-              <w:rPr>
-                <w:b/>
-                <w:color w:val="B03A2E"/>
-                <w:sz w:val="19"/>
-              </w:rPr>
-              <w:t>[Pendiente]</w:t>
-            </w:r>
-          </w:p>
-        </w:tc>
-        <w:tc>
-          <w:tcPr>
-            <w:tcW w:type="dxa" w:w="6236"/>
-          </w:tcPr>
-          <w:p>
-            <w:r/>
-            <w:r>
-              <w:rPr>
-                <w:b/>
-                <w:color w:val="B03A2E"/>
-                <w:sz w:val="19"/>
-              </w:rPr>
-              <w:t>[Pendiente]</w:t>
+              <w:t>Desarrollo del caso 3, Caja de ventas concurrente.</w:t>
             </w:r>
           </w:p>
         </w:tc>
@@ -2731,6 +3306,21 @@
       </w:r>
     </w:p>
     <w:p>
+      <w:pPr>
+        <w:keepNext/>
+        <w:jc w:val="both"/>
+      </w:pPr>
+      <w:r>
+        <w:rPr>
+          <w:b w:val="0"/>
+        </w:rPr>
+        <w:t>Para ejecutar desde IntelliJ IDEA: abrir la carpeta raíz del repositorio, seleccionar un SDK 21, elegir la configuración «Caso 2 - Procesamiento de pedidos» o «Menu principal» en la barra superior y pulsar Run. Las configuraciones se incluyen en la carpeta .run/ del repositorio.</w:t>
+      </w:r>
+    </w:p>
+    <w:p>
+      <w:pPr>
+        <w:keepNext/>
+      </w:pPr>
       <w:r>
         <w:rPr>
           <w:b/>
@@ -2751,12 +3341,18 @@
         <w:gridCol w:w="4703"/>
       </w:tblGrid>
       <w:tr>
+        <w:trPr>
+          <w:cantSplit/>
+        </w:trPr>
         <w:tc>
           <w:tcPr>
             <w:tcW w:type="dxa" w:w="2835"/>
             <w:shd w:val="clear" w:color="auto" w:fill="1F3A5F"/>
           </w:tcPr>
           <w:p>
+            <w:pPr>
+              <w:keepNext/>
+            </w:pPr>
             <w:r/>
             <w:r>
               <w:rPr>
@@ -2774,6 +3370,9 @@
             <w:shd w:val="clear" w:color="auto" w:fill="1F3A5F"/>
           </w:tcPr>
           <w:p>
+            <w:pPr>
+              <w:keepNext/>
+            </w:pPr>
             <w:r/>
             <w:r>
               <w:rPr>
@@ -2787,11 +3386,17 @@
         </w:tc>
       </w:tr>
       <w:tr>
+        <w:trPr>
+          <w:cantSplit/>
+        </w:trPr>
         <w:tc>
           <w:tcPr>
             <w:tcW w:type="dxa" w:w="2835"/>
           </w:tcPr>
           <w:p>
+            <w:pPr>
+              <w:keepNext/>
+            </w:pPr>
             <w:r/>
             <w:r>
               <w:rPr>
@@ -2806,6 +3411,9 @@
             <w:tcW w:type="dxa" w:w="6236"/>
           </w:tcPr>
           <w:p>
+            <w:pPr>
+              <w:keepNext/>
+            </w:pPr>
             <w:r/>
             <w:r>
               <w:rPr>
@@ -2817,11 +3425,17 @@
         </w:tc>
       </w:tr>
       <w:tr>
+        <w:trPr>
+          <w:cantSplit/>
+        </w:trPr>
         <w:tc>
           <w:tcPr>
             <w:tcW w:type="dxa" w:w="2835"/>
           </w:tcPr>
           <w:p>
+            <w:pPr>
+              <w:keepNext/>
+            </w:pPr>
             <w:r/>
             <w:r>
               <w:rPr>
@@ -2836,22 +3450,31 @@
             <w:tcW w:type="dxa" w:w="6236"/>
           </w:tcPr>
           <w:p>
+            <w:pPr>
+              <w:keepNext/>
+            </w:pPr>
             <w:r/>
             <w:r>
               <w:rPr>
                 <w:sz w:val="19"/>
               </w:rPr>
-              <w:t>fix/revision-entrega (pendiente de integrar a master mediante revisión del grupo)</w:t>
+              <w:t>fix/revision-entrega (solicitud de integración #3 hacia master)</w:t>
             </w:r>
           </w:p>
         </w:tc>
       </w:tr>
       <w:tr>
+        <w:trPr>
+          <w:cantSplit/>
+        </w:trPr>
         <w:tc>
           <w:tcPr>
             <w:tcW w:type="dxa" w:w="2835"/>
           </w:tcPr>
           <w:p>
+            <w:pPr>
+              <w:keepNext/>
+            </w:pPr>
             <w:r/>
             <w:r>
               <w:rPr>
@@ -2866,6 +3489,9 @@
             <w:tcW w:type="dxa" w:w="6236"/>
           </w:tcPr>
           <w:p>
+            <w:pPr>
+              <w:keepNext/>
+            </w:pPr>
             <w:r/>
             <w:r>
               <w:rPr>
@@ -2877,11 +3503,17 @@
         </w:tc>
       </w:tr>
       <w:tr>
+        <w:trPr>
+          <w:cantSplit/>
+        </w:trPr>
         <w:tc>
           <w:tcPr>
             <w:tcW w:type="dxa" w:w="2835"/>
           </w:tcPr>
           <w:p>
+            <w:pPr>
+              <w:keepNext/>
+            </w:pPr>
             <w:r/>
             <w:r>
               <w:rPr>
@@ -2896,6 +3528,9 @@
             <w:tcW w:type="dxa" w:w="6236"/>
           </w:tcPr>
           <w:p>
+            <w:pPr>
+              <w:keepNext/>
+            </w:pPr>
             <w:r/>
             <w:r>
               <w:rPr>
@@ -2907,11 +3542,17 @@
         </w:tc>
       </w:tr>
       <w:tr>
+        <w:trPr>
+          <w:cantSplit/>
+        </w:trPr>
         <w:tc>
           <w:tcPr>
             <w:tcW w:type="dxa" w:w="2835"/>
           </w:tcPr>
           <w:p>
+            <w:pPr>
+              <w:keepNext/>
+            </w:pPr>
             <w:r/>
             <w:r>
               <w:rPr>
@@ -2926,6 +3567,9 @@
             <w:tcW w:type="dxa" w:w="6236"/>
           </w:tcPr>
           <w:p>
+            <w:pPr>
+              <w:keepNext/>
+            </w:pPr>
             <w:r/>
             <w:r>
               <w:rPr>
@@ -2937,11 +3581,17 @@
         </w:tc>
       </w:tr>
       <w:tr>
+        <w:trPr>
+          <w:cantSplit/>
+        </w:trPr>
         <w:tc>
           <w:tcPr>
             <w:tcW w:type="dxa" w:w="2835"/>
           </w:tcPr>
           <w:p>
+            <w:pPr>
+              <w:keepNext/>
+            </w:pPr>
             <w:r/>
             <w:r>
               <w:rPr>
@@ -2956,6 +3606,9 @@
             <w:tcW w:type="dxa" w:w="6236"/>
           </w:tcPr>
           <w:p>
+            <w:pPr>
+              <w:keepNext/>
+            </w:pPr>
             <w:r/>
             <w:r>
               <w:rPr>
@@ -2967,11 +3620,17 @@
         </w:tc>
       </w:tr>
       <w:tr>
+        <w:trPr>
+          <w:cantSplit/>
+        </w:trPr>
         <w:tc>
           <w:tcPr>
             <w:tcW w:type="dxa" w:w="2835"/>
           </w:tcPr>
           <w:p>
+            <w:pPr>
+              <w:keepNext/>
+            </w:pPr>
             <w:r/>
             <w:r>
               <w:rPr>
@@ -2986,6 +3645,9 @@
             <w:tcW w:type="dxa" w:w="6236"/>
           </w:tcPr>
           <w:p>
+            <w:pPr>
+              <w:keepNext/>
+            </w:pPr>
             <w:r/>
             <w:r>
               <w:rPr>
@@ -2997,11 +3659,17 @@
         </w:tc>
       </w:tr>
       <w:tr>
+        <w:trPr>
+          <w:cantSplit/>
+        </w:trPr>
         <w:tc>
           <w:tcPr>
             <w:tcW w:type="dxa" w:w="2835"/>
           </w:tcPr>
           <w:p>
+            <w:pPr>
+              <w:keepNext/>
+            </w:pPr>
             <w:r/>
             <w:r>
               <w:rPr>
@@ -3016,6 +3684,9 @@
             <w:tcW w:type="dxa" w:w="6236"/>
           </w:tcPr>
           <w:p>
+            <w:pPr>
+              <w:keepNext/>
+            </w:pPr>
             <w:r/>
             <w:r>
               <w:rPr>
@@ -3027,6 +3698,9 @@
         </w:tc>
       </w:tr>
       <w:tr>
+        <w:trPr>
+          <w:cantSplit/>
+        </w:trPr>
         <w:tc>
           <w:tcPr>
             <w:tcW w:type="dxa" w:w="2835"/>
@@ -3058,17 +3732,6 @@
       </w:tr>
     </w:tbl>
     <w:p/>
-    <w:p>
-      <w:pPr>
-        <w:jc w:val="both"/>
-      </w:pPr>
-      <w:r>
-        <w:rPr>
-          <w:b w:val="0"/>
-        </w:rPr>
-        <w:t>Para ejecutar desde IntelliJ IDEA: abrir la carpeta raíz del repositorio, seleccionar un SDK 21, elegir la configuración «Caso 2 - Procesamiento de pedidos» o «Menu principal» en la barra superior y pulsar Run. Las configuraciones se incluyen en la carpeta .run/ del repositorio.</w:t>
-      </w:r>
-    </w:p>
     <w:sectPr>
       <w:footerReference w:type="default" r:id="rId9"/>
       <w:pgSz w:w="12240" w:h="15840"/>
